--- a/companies/calderwood-partners/Engagements/Brown and Sons/2017.10.11 - Status Report - Brown and Sons v2 FINAL.docx
+++ b/companies/calderwood-partners/Engagements/Brown and Sons/2017.10.11 - Status Report - Brown and Sons v2 FINAL.docx
@@ -7,47 +7,12 @@
         <w:pStyle w:val="Heading1"/>
       </w:pPr>
       <w:r>
-        <w:t>Status Report: Footprint Rationalization</w:t>
+        <w:t>Status Report -- Footprint Rationalization for Brown and Sons</w:t>
       </w:r>
     </w:p>
     <w:p>
-      <w:pPr>
-        <w:pStyle w:val="ListBullet"/>
-      </w:pPr>
       <w:r>
-        <w:t>Client of record: Brown and Sons</w:t>
-      </w:r>
-    </w:p>
-    <w:p>
-      <w:pPr>
-        <w:pStyle w:val="ListBullet"/>
-      </w:pPr>
-      <w:r>
-        <w:t>Prepared for the finance sponsor at Brown and Sons</w:t>
-      </w:r>
-    </w:p>
-    <w:p>
-      <w:pPr>
-        <w:pStyle w:val="ListBullet"/>
-      </w:pPr>
-      <w:r>
-        <w:t>Prepared by Cynthia Hart, with Deborah Gordon and Brenda Clayton</w:t>
-      </w:r>
-    </w:p>
-    <w:p>
-      <w:pPr>
-        <w:pStyle w:val="ListBullet"/>
-      </w:pPr>
-      <w:r>
-        <w:t>Reporting period: the four weeks ending with this report</w:t>
-      </w:r>
-    </w:p>
-    <w:p>
-      <w:pPr>
-        <w:pStyle w:val="ListBullet"/>
-      </w:pPr>
-      <w:r>
-        <w:t>Engagement roughly at its midpoint</w:t>
+        <w:t>This report covers the engagement's middle stretch and is prepared for the client's finance leadership by Cynthia Hart, on behalf of the team. The work is on plan. The baseline is closed, the cost and utilization picture behind it is built and reconciled, and the option work is under way. Nothing to date has moved the engagement off its schedule or its budget.</w:t>
       </w:r>
     </w:p>
     <w:p>
@@ -60,12 +25,12 @@
     </w:p>
     <w:p>
       <w:r>
-        <w:t>The engagement passed its midpoint this period and remains on plan. The footprint baseline is complete for all six locations, the cost-to-serve analysis is substantially finished, and we have started turning both into a first set of consolidation options. Measured against the engagement budget of $34,500, we are a little under half spent, which tracks the work performed rather than the calendar; the heavier analytical hours fall in the next two periods, and we planned the budget around that. Nothing we have found points to a change in the fee or the timeline.</w:t>
+        <w:t>The engagement is at its midpoint. The picture of the current footprint of Brown and Sons is complete, and the analysis has turned from describing the network to deciding what shape it should take. The work still ahead is the comparison of the options and the plan for carrying the chosen one through.</w:t>
       </w:r>
     </w:p>
     <w:p>
       <w:r>
-        <w:t>The short version, for anyone reading only this paragraph: the diagnostic phase is essentially done, the picture is consistent with what we expected at the outset, and the work now shifts from measuring the current footprint to modeling better ones. We are not recommending anything yet, and will not until the options are built and tested.</w:t>
+        <w:t>The pace is steady rather than fast, and deliberately so. A footprint decision is expensive to reverse, so the early weeks were spent making the baseline one that will hold up. That patience is now paying off, because the options rest on measured figures rather than on assumptions.</w:t>
       </w:r>
     </w:p>
     <w:p>
@@ -73,52 +38,27 @@
         <w:pStyle w:val="Heading2"/>
       </w:pPr>
       <w:r>
-        <w:t>Completed this period</w:t>
-      </w:r>
-    </w:p>
-    <w:p>
-      <w:pPr>
-        <w:pStyle w:val="ListBullet"/>
-      </w:pPr>
-      <w:r>
-        <w:t>Closed out the site baseline for all six locations, including the two smallest, whose lease and square-footage data is now normalized and reconciled.</w:t>
-      </w:r>
-    </w:p>
-    <w:p>
-      <w:pPr>
-        <w:pStyle w:val="ListBullet"/>
-      </w:pPr>
-      <w:r>
-        <w:t>Finished the cost-to-serve view and confirmed that service cost varies more by which site ships than by what the customer buys.</w:t>
-      </w:r>
-    </w:p>
-    <w:p>
-      <w:pPr>
-        <w:pStyle w:val="ListBullet"/>
-      </w:pPr>
-      <w:r>
-        <w:t>Completed the site walkthroughs; Deborah Gordon has now seen every location and documented how work moves through each.</w:t>
-      </w:r>
-    </w:p>
-    <w:p>
-      <w:pPr>
-        <w:pStyle w:val="ListBullet"/>
-      </w:pPr>
-      <w:r>
-        <w:t>Reconciled the site-level operating costs to the general ledger with your finance team, so that the baseline numbers match the figures your own reporting produces.</w:t>
-      </w:r>
-    </w:p>
-    <w:p>
-      <w:pPr>
-        <w:pStyle w:val="ListBullet"/>
-      </w:pPr>
-      <w:r>
-        <w:t>Closed the freight range on the outlying site once the missing lane detail came in, so there are no open data items on our side.</w:t>
+        <w:t>What we have done this period</w:t>
       </w:r>
     </w:p>
     <w:p>
       <w:r>
-        <w:t>None of these results has left the team as a recommendation. They are inputs to the options work, and we have labeled them that way on every internal exhibit so that no one mistakes a measurement for a conclusion.</w:t>
+        <w:t>Deborah Gordon has closed the site-level cost and utilization baseline. It now ties every location to what it costs and how fully it is used, reconciled so that neither side has cause to argue later about a number. Two sites already stand out as high in cost and low in use.</w:t>
+      </w:r>
+    </w:p>
+    <w:p>
+      <w:r>
+        <w:t>Brenda Clayton has built the first option comparisons on top of that baseline. She is testing three candidate networks rather than two, so that a middle case is weighed on its own terms instead of being assumed away. The early finding is a familiar one: a small number of sites carry cost well out of proportion to the demand they serve.</w:t>
+      </w:r>
+    </w:p>
+    <w:p>
+      <w:r>
+        <w:t>We also held a working session with your team this period. The main outcome was to carry a service and coverage measure alongside cost for every option. That way no saving is adopted without its effect on service being visible first. The change is already built into the comparisons.</w:t>
+      </w:r>
+    </w:p>
+    <w:p>
+      <w:r>
+        <w:t>The reconciliation behind that baseline was the slower part of the period. Two sites had reported occupancy and throughput on different bases, and until Brenda Clayton restated them onto one, the figures could not be compared. That work is finished, and it is the reason the option comparisons can now be trusted.</w:t>
       </w:r>
     </w:p>
     <w:p>
@@ -130,48 +70,18 @@
       </w:r>
     </w:p>
     <w:p>
-      <w:pPr>
-        <w:pStyle w:val="ListBullet"/>
-      </w:pPr>
       <w:r>
-        <w:t>Brenda Clayton develops the consolidation options into two or three comparable scenarios, each with its cost to execute, its annual saving, and its effect on service.</w:t>
-      </w:r>
-    </w:p>
-    <w:p>
-      <w:pPr>
-        <w:pStyle w:val="ListBullet"/>
-      </w:pPr>
-      <w:r>
-        <w:t>Deborah Gordon drafts the options memo and the supporting exhibits for review inside the team before anything reaches you.</w:t>
-      </w:r>
-    </w:p>
-    <w:p>
-      <w:pPr>
-        <w:pStyle w:val="ListBullet"/>
-      </w:pPr>
-      <w:r>
-        <w:t>We test each scenario against a normal year of volume, so that a single unusual quarter does not tilt the recommendation.</w:t>
-      </w:r>
-    </w:p>
-    <w:p>
-      <w:pPr>
-        <w:pStyle w:val="ListBullet"/>
-      </w:pPr>
-      <w:r>
-        <w:t>We prepare the exhibits so that each scenario reads on a single page: cost to execute, annual saving, service effect, and the sites it touches, side by side.</w:t>
-      </w:r>
-    </w:p>
-    <w:p>
-      <w:pPr>
-        <w:pStyle w:val="ListBullet"/>
-      </w:pPr>
-      <w:r>
-        <w:t>We bring a first, clearly labeled set of options to the next working session, rather than a single answer.</w:t>
+        <w:t>Over the coming weeks we will finish the option comparisons and narrow the three candidate networks to the one worth planning around. The service measure will sit beside cost in that comparison, so the choice is made on both at once rather than on cost with service considered afterward.</w:t>
       </w:r>
     </w:p>
     <w:p>
       <w:r>
-        <w:t>That last point is deliberate. A footprint decision moves people and sites, and you should see the trade-offs behind a recommendation before it narrows to one. We would rather spend a working session weighing the scenarios together than present a finished answer you have not had a hand in shaping.</w:t>
+        <w:t>We will bring the narrowed option back to your team in a working session before it is fixed, so the choice is made with you rather than presented to you. The middle case, which saves less but disturbs fewer regions, will be shown on its own terms so that it is a real alternative and not a straw one.</w:t>
+      </w:r>
+    </w:p>
+    <w:p>
+      <w:r>
+        <w:t>Once a direction is set, we will lay out the sequence in which your team can carry it through. The aim is that the recommendation arrives with a route to acting on it, rather than as a conclusion left on its own.</w:t>
       </w:r>
     </w:p>
     <w:p>
@@ -179,36 +89,35 @@
         <w:pStyle w:val="Heading2"/>
       </w:pPr>
       <w:r>
-        <w:t>Risks and things we are watching</w:t>
+        <w:t>Budget</w:t>
+      </w:r>
+    </w:p>
+    <w:p>
+      <w:r>
+        <w:t>The engagement remains within its fixed fee of $34,500. That figure covers the team's time through the expected close of the work, and nothing has arisen that would take the assignment beyond the scope the fee was set against. Should anything of that kind appear, we would raise it with you and settle it before acting, as our engagement letter provides.</w:t>
       </w:r>
     </w:p>
     <w:p>
       <w:pPr>
-        <w:pStyle w:val="ListBullet"/>
+        <w:pStyle w:val="Heading2"/>
       </w:pPr>
       <w:r>
-        <w:t>Volume seasonality. The last year included one quarter of unusually low volume. We are restating the utilization figures with and without that quarter so that no scenario leans on an unrepresentative period; if the ranking shifts when it is removed, you will hear it from us first.</w:t>
-      </w:r>
-    </w:p>
-    <w:p>
-      <w:pPr>
-        <w:pStyle w:val="ListBullet"/>
-      </w:pPr>
-      <w:r>
-        <w:t>The outlying site. The lane-level freight detail arrived late and is now in hand, but any further gaps there would move the cost-to-serve figure for that location, and with it the case for keeping the site.</w:t>
-      </w:r>
-    </w:p>
-    <w:p>
-      <w:pPr>
-        <w:pStyle w:val="ListBullet"/>
-      </w:pPr>
-      <w:r>
-        <w:t>Scope discipline. Two of your managers have raised questions about headcount planning that sit just outside the footprint scope. We have noted them and will flag any that would change the fee before doing the work, not after.</w:t>
+        <w:t>What could still get in the way</w:t>
       </w:r>
     </w:p>
     <w:p>
       <w:r>
-        <w:t>In short, the work is where it should be at the halfway mark, and the coming period turns analysis into options you can weigh. If the next period runs as planned, you will have the options in hand well before the final month, which leaves room to consider them without pressure. I will keep this report on the same monthly cadence, and the request log stays current for anyone on the Brown and Sons side who wants to see what is outstanding.</w:t>
+        <w:t>Two risks are worth naming while they are still small. The first is the throughput detail behind a handful of sites, which is thinner than the rest and could soften the service comparison if it does not firm up. We have asked your team for the underlying figures and expect them shortly.</w:t>
+      </w:r>
+    </w:p>
+    <w:p>
+      <w:r>
+        <w:t>The second is the reserve case, the option that holds more capacity against future demand. It rests on a demand read that is not yet settled. We are firming up that read now, and we will not lean on the reserve case until the evidence behind it will bear the weight.</w:t>
+      </w:r>
+    </w:p>
+    <w:p>
+      <w:r>
+        <w:t>On balance the engagement is where it should be at the halfway mark, with the current footprint understood and the options taking shape. We will come back to you with the narrowed option and its trade-offs before any direction is fixed.</w:t>
       </w:r>
     </w:p>
     <w:sectPr>
